--- a/physics_course/word/lesson13.docx
+++ b/physics_course/word/lesson13.docx
@@ -21,7 +21,7 @@
         <w:rPr>
           <w:sz w:val="24"/>
         </w:rPr>
-        <w:t>ข้อ p2_l13_001: ตัวเก็บประจุ (Capacitor) คืออุปกรณ์ที่ทำหน้าที่อะไร?</w:t>
+        <w:t>1. ตัวเก็บประจุ (Capacitor) คืออุปกรณ์ที่ทำหน้าที่อะไร?</w:t>
       </w:r>
     </w:p>
     <w:p>
@@ -37,7 +37,7 @@
               <a:graphicData uri="http://schemas.openxmlformats.org/drawingml/2006/picture">
                 <pic:pic>
                   <pic:nvPicPr>
-                    <pic:cNvPr id="0" name="physics_img_q2_l13_001.png"/>
+                    <pic:cNvPr id="0" name="physics_img_1.png"/>
                     <pic:cNvPicPr/>
                   </pic:nvPicPr>
                   <pic:blipFill>
@@ -63,38 +63,34 @@
     <w:p/>
     <w:p>
       <w:pPr>
-        <w:pStyle w:val="ListBullet"/>
         <w:ind w:left="720"/>
       </w:pPr>
       <w:r>
-        <w:t xml:space="preserve">    ก</w:t>
+        <w:t xml:space="preserve">    1. ก</w:t>
       </w:r>
     </w:p>
     <w:p>
       <w:pPr>
-        <w:pStyle w:val="ListBullet"/>
         <w:ind w:left="720"/>
       </w:pPr>
       <w:r>
-        <w:t xml:space="preserve">    ข</w:t>
+        <w:t xml:space="preserve">    2. ข</w:t>
       </w:r>
     </w:p>
     <w:p>
       <w:pPr>
-        <w:pStyle w:val="ListBullet"/>
         <w:ind w:left="720"/>
       </w:pPr>
       <w:r>
-        <w:t xml:space="preserve">    ค</w:t>
+        <w:t xml:space="preserve">    3. ค</w:t>
       </w:r>
     </w:p>
     <w:p>
       <w:pPr>
-        <w:pStyle w:val="ListBullet"/>
         <w:ind w:left="720"/>
       </w:pPr>
       <w:r>
-        <w:t xml:space="preserve">    ง</w:t>
+        <w:t xml:space="preserve">    4. ง</w:t>
       </w:r>
     </w:p>
     <w:p/>
@@ -103,52 +99,7 @@
         <w:rPr>
           <w:sz w:val="24"/>
         </w:rPr>
-        <w:t>ข้อ p2_l13_002: ความจุไฟฟ้า C = Q/V มีหน่วยเป็นอะไร?</w:t>
-      </w:r>
-    </w:p>
-    <w:p>
-      <w:pPr>
-        <w:pStyle w:val="ListBullet"/>
-        <w:ind w:left="720"/>
-      </w:pPr>
-      <w:r>
-        <w:t xml:space="preserve">    ก</w:t>
-      </w:r>
-    </w:p>
-    <w:p>
-      <w:pPr>
-        <w:pStyle w:val="ListBullet"/>
-        <w:ind w:left="720"/>
-      </w:pPr>
-      <w:r>
-        <w:t xml:space="preserve">    ข</w:t>
-      </w:r>
-    </w:p>
-    <w:p>
-      <w:pPr>
-        <w:pStyle w:val="ListBullet"/>
-        <w:ind w:left="720"/>
-      </w:pPr>
-      <w:r>
-        <w:t xml:space="preserve">    ค</w:t>
-      </w:r>
-    </w:p>
-    <w:p>
-      <w:pPr>
-        <w:pStyle w:val="ListBullet"/>
-        <w:ind w:left="720"/>
-      </w:pPr>
-      <w:r>
-        <w:t xml:space="preserve">    ง</w:t>
-      </w:r>
-    </w:p>
-    <w:p/>
-    <w:p>
-      <w:r>
-        <w:rPr>
-          <w:sz w:val="24"/>
-        </w:rPr>
-        <w:t>ข้อ p2_l13_003: ตัวเก็บประจุแผ่นขนานมีความจุ C = ε₀A/d ถ้าเพิ่มพื้นที่แผ่นเป็น 2 เท่า โดยระยะห่างคงเดิม ความจุจะเปลี่ยนเป็นเท่าใด?</w:t>
+        <w:t>2. ความจุไฟฟ้า C = Q/V มีหน่วยเป็นอะไร?</w:t>
       </w:r>
     </w:p>
     <w:p>
@@ -164,7 +115,7 @@
               <a:graphicData uri="http://schemas.openxmlformats.org/drawingml/2006/picture">
                 <pic:pic>
                   <pic:nvPicPr>
-                    <pic:cNvPr id="0" name="physics_img_q2_l13_003.png"/>
+                    <pic:cNvPr id="0" name="physics_img_2.png"/>
                     <pic:cNvPicPr/>
                   </pic:nvPicPr>
                   <pic:blipFill>
@@ -190,38 +141,34 @@
     <w:p/>
     <w:p>
       <w:pPr>
-        <w:pStyle w:val="ListBullet"/>
         <w:ind w:left="720"/>
       </w:pPr>
       <w:r>
-        <w:t xml:space="preserve">    ก</w:t>
+        <w:t xml:space="preserve">    1. ก</w:t>
       </w:r>
     </w:p>
     <w:p>
       <w:pPr>
-        <w:pStyle w:val="ListBullet"/>
         <w:ind w:left="720"/>
       </w:pPr>
       <w:r>
-        <w:t xml:space="preserve">    ข</w:t>
+        <w:t xml:space="preserve">    2. ข</w:t>
       </w:r>
     </w:p>
     <w:p>
       <w:pPr>
-        <w:pStyle w:val="ListBullet"/>
         <w:ind w:left="720"/>
       </w:pPr>
       <w:r>
-        <w:t xml:space="preserve">    ค</w:t>
+        <w:t xml:space="preserve">    3. ค</w:t>
       </w:r>
     </w:p>
     <w:p>
       <w:pPr>
-        <w:pStyle w:val="ListBullet"/>
         <w:ind w:left="720"/>
       </w:pPr>
       <w:r>
-        <w:t xml:space="preserve">    ง</w:t>
+        <w:t xml:space="preserve">    4. ง</w:t>
       </w:r>
     </w:p>
     <w:p/>
@@ -230,7 +177,7 @@
         <w:rPr>
           <w:sz w:val="24"/>
         </w:rPr>
-        <w:t>ข้อ p2_l13_004: พลังงานที่เก็บในตัวเก็บประจุมีสูตรใด?</w:t>
+        <w:t>3. ตัวเก็บประจุแผ่นขนานมีความจุ C = ε₀A/d ถ้าเพิ่มพื้นที่แผ่นเป็น 2 เท่า โดยระยะห่างคงเดิม ความจุจะเปลี่ยนเป็นเท่าใด?</w:t>
       </w:r>
     </w:p>
     <w:p>
@@ -246,7 +193,208 @@
               <a:graphicData uri="http://schemas.openxmlformats.org/drawingml/2006/picture">
                 <pic:pic>
                   <pic:nvPicPr>
-                    <pic:cNvPr id="0" name="physics_img_q2_l13_004.png"/>
+                    <pic:cNvPr id="0" name="physics_img_2.png"/>
+                    <pic:cNvPicPr/>
+                  </pic:nvPicPr>
+                  <pic:blipFill>
+                    <a:blip r:embed="rId10"/>
+                    <a:stretch>
+                      <a:fillRect/>
+                    </a:stretch>
+                  </pic:blipFill>
+                  <pic:spPr>
+                    <a:xfrm>
+                      <a:off x="0" y="0"/>
+                      <a:ext cx="1828800" cy="1359877"/>
+                    </a:xfrm>
+                    <a:prstGeom prst="rect"/>
+                  </pic:spPr>
+                </pic:pic>
+              </a:graphicData>
+            </a:graphic>
+          </wp:inline>
+        </w:drawing>
+      </w:r>
+    </w:p>
+    <w:p/>
+    <w:p>
+      <w:pPr>
+        <w:ind w:left="720"/>
+      </w:pPr>
+      <w:r>
+        <w:t xml:space="preserve">    1. ก</w:t>
+      </w:r>
+    </w:p>
+    <w:p>
+      <w:pPr>
+        <w:ind w:left="720"/>
+      </w:pPr>
+      <w:r>
+        <w:t xml:space="preserve">    2. ข</w:t>
+      </w:r>
+    </w:p>
+    <w:p>
+      <w:pPr>
+        <w:ind w:left="720"/>
+      </w:pPr>
+      <w:r>
+        <w:t xml:space="preserve">    3. ค</w:t>
+      </w:r>
+    </w:p>
+    <w:p>
+      <w:pPr>
+        <w:ind w:left="720"/>
+      </w:pPr>
+      <w:r>
+        <w:t xml:space="preserve">    4. ง</w:t>
+      </w:r>
+    </w:p>
+    <w:p/>
+    <w:p>
+      <w:r>
+        <w:rPr>
+          <w:sz w:val="24"/>
+        </w:rPr>
+        <w:t>4. พลังงานที่เก็บในตัวเก็บประจุมีสูตรใด?</w:t>
+      </w:r>
+    </w:p>
+    <w:p>
+      <w:pPr>
+        <w:ind w:left="720"/>
+      </w:pPr>
+      <w:r>
+        <w:t xml:space="preserve">    1. ก</w:t>
+      </w:r>
+    </w:p>
+    <w:p>
+      <w:pPr>
+        <w:ind w:left="720"/>
+      </w:pPr>
+      <w:r>
+        <w:t xml:space="preserve">    2. ข</w:t>
+      </w:r>
+    </w:p>
+    <w:p>
+      <w:pPr>
+        <w:ind w:left="720"/>
+      </w:pPr>
+      <w:r>
+        <w:t xml:space="preserve">    3. ค</w:t>
+      </w:r>
+    </w:p>
+    <w:p>
+      <w:pPr>
+        <w:ind w:left="720"/>
+      </w:pPr>
+      <w:r>
+        <w:t xml:space="preserve">    4. ง</w:t>
+      </w:r>
+    </w:p>
+    <w:p/>
+    <w:p>
+      <w:r>
+        <w:rPr>
+          <w:sz w:val="24"/>
+        </w:rPr>
+        <w:t>5. ตัวเก็บประจุสองตัว C₁ = 2 μF และ C₂ = 3 μF ต่ออนุกรมกัน ความจุเทียบเท่าเป็นเท่าใด?</w:t>
+      </w:r>
+    </w:p>
+    <w:p>
+      <w:pPr>
+        <w:ind w:left="720"/>
+      </w:pPr>
+      <w:r>
+        <w:t xml:space="preserve">    1. ก</w:t>
+      </w:r>
+    </w:p>
+    <w:p>
+      <w:pPr>
+        <w:ind w:left="720"/>
+      </w:pPr>
+      <w:r>
+        <w:t xml:space="preserve">    2. ข</w:t>
+      </w:r>
+    </w:p>
+    <w:p>
+      <w:pPr>
+        <w:ind w:left="720"/>
+      </w:pPr>
+      <w:r>
+        <w:t xml:space="preserve">    3. ค</w:t>
+      </w:r>
+    </w:p>
+    <w:p>
+      <w:pPr>
+        <w:ind w:left="720"/>
+      </w:pPr>
+      <w:r>
+        <w:t xml:space="preserve">    4. ง</w:t>
+      </w:r>
+    </w:p>
+    <w:p/>
+    <w:p>
+      <w:r>
+        <w:rPr>
+          <w:sz w:val="24"/>
+        </w:rPr>
+        <w:t>6. ตัวเก็บประจุสองตัว C₁ = 2 μF และ C₂ = 3 μF ต่อขนานกัน ความจุเทียบเท่าเป็นเท่าใด?</w:t>
+      </w:r>
+    </w:p>
+    <w:p>
+      <w:pPr>
+        <w:ind w:left="720"/>
+      </w:pPr>
+      <w:r>
+        <w:t xml:space="preserve">    1. ก</w:t>
+      </w:r>
+    </w:p>
+    <w:p>
+      <w:pPr>
+        <w:ind w:left="720"/>
+      </w:pPr>
+      <w:r>
+        <w:t xml:space="preserve">    2. ข</w:t>
+      </w:r>
+    </w:p>
+    <w:p>
+      <w:pPr>
+        <w:ind w:left="720"/>
+      </w:pPr>
+      <w:r>
+        <w:t xml:space="preserve">    3. ค</w:t>
+      </w:r>
+    </w:p>
+    <w:p>
+      <w:pPr>
+        <w:ind w:left="720"/>
+      </w:pPr>
+      <w:r>
+        <w:t xml:space="preserve">    4. ง</w:t>
+      </w:r>
+    </w:p>
+    <w:p/>
+    <w:p>
+      <w:r>
+        <w:rPr>
+          <w:sz w:val="24"/>
+        </w:rPr>
+        <w:t>7. ตัวเก็บประจุ 10 μF ต่อกับความต่างศักย์ 100 V พลังงานที่เก็บได้เป็นเท่าใด?</w:t>
+      </w:r>
+    </w:p>
+    <w:p>
+      <w:r>
+        <w:drawing>
+          <wp:inline xmlns:a="http://schemas.openxmlformats.org/drawingml/2006/main" xmlns:pic="http://schemas.openxmlformats.org/drawingml/2006/picture">
+            <wp:extent cx="1828800" cy="1359877"/>
+            <wp:docPr id="4" name="Picture 4"/>
+            <wp:cNvGraphicFramePr>
+              <a:graphicFrameLocks noChangeAspect="1"/>
+            </wp:cNvGraphicFramePr>
+            <a:graphic>
+              <a:graphicData uri="http://schemas.openxmlformats.org/drawingml/2006/picture">
+                <pic:pic>
+                  <pic:nvPicPr>
+                    <pic:cNvPr id="0" name="physics_img_7.png"/>
                     <pic:cNvPicPr/>
                   </pic:nvPicPr>
                   <pic:blipFill>
@@ -272,38 +420,34 @@
     <w:p/>
     <w:p>
       <w:pPr>
-        <w:pStyle w:val="ListBullet"/>
         <w:ind w:left="720"/>
       </w:pPr>
       <w:r>
-        <w:t xml:space="preserve">    ก</w:t>
+        <w:t xml:space="preserve">    1. ก</w:t>
       </w:r>
     </w:p>
     <w:p>
       <w:pPr>
-        <w:pStyle w:val="ListBullet"/>
         <w:ind w:left="720"/>
       </w:pPr>
       <w:r>
-        <w:t xml:space="preserve">    ข</w:t>
+        <w:t xml:space="preserve">    2. ข</w:t>
       </w:r>
     </w:p>
     <w:p>
       <w:pPr>
-        <w:pStyle w:val="ListBullet"/>
         <w:ind w:left="720"/>
       </w:pPr>
       <w:r>
-        <w:t xml:space="preserve">    ค</w:t>
+        <w:t xml:space="preserve">    3. ค</w:t>
       </w:r>
     </w:p>
     <w:p>
       <w:pPr>
-        <w:pStyle w:val="ListBullet"/>
         <w:ind w:left="720"/>
       </w:pPr>
       <w:r>
-        <w:t xml:space="preserve">    ง</w:t>
+        <w:t xml:space="preserve">    4. ง</w:t>
       </w:r>
     </w:p>
     <w:p/>
@@ -312,7 +456,7 @@
         <w:rPr>
           <w:sz w:val="24"/>
         </w:rPr>
-        <w:t>ข้อ p2_l13_005: ตัวเก็บประจุสองตัว C₁ = 2 μF และ C₂ = 3 μF ต่ออนุกรมกัน ความจุเทียบเท่าเป็นเท่าใด?</w:t>
+        <w:t>8. ถ้าตัวเก็บประจุ 100 μF ต่อกับความต่างศักย์ 50 V จะเก็บประจุได้กี่คูลอมบ์?</w:t>
       </w:r>
     </w:p>
     <w:p>
@@ -320,7 +464,7 @@
         <w:drawing>
           <wp:inline xmlns:a="http://schemas.openxmlformats.org/drawingml/2006/main" xmlns:pic="http://schemas.openxmlformats.org/drawingml/2006/picture">
             <wp:extent cx="1828800" cy="1359877"/>
-            <wp:docPr id="4" name="Picture 4"/>
+            <wp:docPr id="5" name="Picture 5"/>
             <wp:cNvGraphicFramePr>
               <a:graphicFrameLocks noChangeAspect="1"/>
             </wp:cNvGraphicFramePr>
@@ -328,7 +472,487 @@
               <a:graphicData uri="http://schemas.openxmlformats.org/drawingml/2006/picture">
                 <pic:pic>
                   <pic:nvPicPr>
-                    <pic:cNvPr id="0" name="physics_img_q2_l13_005.png"/>
+                    <pic:cNvPr id="0" name="physics_img_2.png"/>
+                    <pic:cNvPicPr/>
+                  </pic:nvPicPr>
+                  <pic:blipFill>
+                    <a:blip r:embed="rId10"/>
+                    <a:stretch>
+                      <a:fillRect/>
+                    </a:stretch>
+                  </pic:blipFill>
+                  <pic:spPr>
+                    <a:xfrm>
+                      <a:off x="0" y="0"/>
+                      <a:ext cx="1828800" cy="1359877"/>
+                    </a:xfrm>
+                    <a:prstGeom prst="rect"/>
+                  </pic:spPr>
+                </pic:pic>
+              </a:graphicData>
+            </a:graphic>
+          </wp:inline>
+        </w:drawing>
+      </w:r>
+    </w:p>
+    <w:p/>
+    <w:p>
+      <w:pPr>
+        <w:ind w:left="720"/>
+      </w:pPr>
+      <w:r>
+        <w:t xml:space="preserve">    1. ก</w:t>
+      </w:r>
+    </w:p>
+    <w:p>
+      <w:pPr>
+        <w:ind w:left="720"/>
+      </w:pPr>
+      <w:r>
+        <w:t xml:space="preserve">    2. ข</w:t>
+      </w:r>
+    </w:p>
+    <w:p>
+      <w:pPr>
+        <w:ind w:left="720"/>
+      </w:pPr>
+      <w:r>
+        <w:t xml:space="preserve">    3. ค</w:t>
+      </w:r>
+    </w:p>
+    <w:p>
+      <w:pPr>
+        <w:ind w:left="720"/>
+      </w:pPr>
+      <w:r>
+        <w:t xml:space="preserve">    4. ง</w:t>
+      </w:r>
+    </w:p>
+    <w:p/>
+    <w:p>
+      <w:r>
+        <w:rPr>
+          <w:sz w:val="24"/>
+        </w:rPr>
+        <w:t>9. ตัวเก็บประจุ 5 μF มีประจุ 2×10⁻⁴ C พลังงานที่เก็บเป็นเท่าใด?</w:t>
+      </w:r>
+    </w:p>
+    <w:p>
+      <w:pPr>
+        <w:ind w:left="720"/>
+      </w:pPr>
+      <w:r>
+        <w:t xml:space="preserve">    1. ก</w:t>
+      </w:r>
+    </w:p>
+    <w:p>
+      <w:pPr>
+        <w:ind w:left="720"/>
+      </w:pPr>
+      <w:r>
+        <w:t xml:space="preserve">    2. ข</w:t>
+      </w:r>
+    </w:p>
+    <w:p>
+      <w:pPr>
+        <w:ind w:left="720"/>
+      </w:pPr>
+      <w:r>
+        <w:t xml:space="preserve">    3. ค</w:t>
+      </w:r>
+    </w:p>
+    <w:p>
+      <w:pPr>
+        <w:ind w:left="720"/>
+      </w:pPr>
+      <w:r>
+        <w:t xml:space="preserve">    4. ง</w:t>
+      </w:r>
+    </w:p>
+    <w:p/>
+    <w:p>
+      <w:r>
+        <w:rPr>
+          <w:sz w:val="24"/>
+        </w:rPr>
+        <w:t>10. ไดอิเล็กทริก (Dielectric) ในตัวเก็บประจุแผ่นขนานมีหน้าที่อะไร?</w:t>
+      </w:r>
+    </w:p>
+    <w:p>
+      <w:pPr>
+        <w:ind w:left="720"/>
+      </w:pPr>
+      <w:r>
+        <w:t xml:space="preserve">    1. ก</w:t>
+      </w:r>
+    </w:p>
+    <w:p>
+      <w:pPr>
+        <w:ind w:left="720"/>
+      </w:pPr>
+      <w:r>
+        <w:t xml:space="preserve">    2. ข</w:t>
+      </w:r>
+    </w:p>
+    <w:p>
+      <w:pPr>
+        <w:ind w:left="720"/>
+      </w:pPr>
+      <w:r>
+        <w:t xml:space="preserve">    3. ค</w:t>
+      </w:r>
+    </w:p>
+    <w:p>
+      <w:pPr>
+        <w:ind w:left="720"/>
+      </w:pPr>
+      <w:r>
+        <w:t xml:space="preserve">    4. ง</w:t>
+      </w:r>
+    </w:p>
+    <w:p/>
+    <w:p>
+      <w:r>
+        <w:rPr>
+          <w:sz w:val="24"/>
+        </w:rPr>
+        <w:t>11. ตัวเก็บประจุสามตัว 2 μF แต่ละตัว ต่ออนุกรมกัน ความจุเทียบเท่าเป็นเท่าใด?</w:t>
+      </w:r>
+    </w:p>
+    <w:p>
+      <w:pPr>
+        <w:ind w:left="720"/>
+      </w:pPr>
+      <w:r>
+        <w:t xml:space="preserve">    1. ก</w:t>
+      </w:r>
+    </w:p>
+    <w:p>
+      <w:pPr>
+        <w:ind w:left="720"/>
+      </w:pPr>
+      <w:r>
+        <w:t xml:space="preserve">    2. ข</w:t>
+      </w:r>
+    </w:p>
+    <w:p>
+      <w:pPr>
+        <w:ind w:left="720"/>
+      </w:pPr>
+      <w:r>
+        <w:t xml:space="preserve">    3. ค</w:t>
+      </w:r>
+    </w:p>
+    <w:p>
+      <w:pPr>
+        <w:ind w:left="720"/>
+      </w:pPr>
+      <w:r>
+        <w:t xml:space="preserve">    4. ง</w:t>
+      </w:r>
+    </w:p>
+    <w:p/>
+    <w:p>
+      <w:r>
+        <w:rPr>
+          <w:sz w:val="24"/>
+        </w:rPr>
+        <w:t>12. ตัวเก็บประจุสามตัว 3 μF แต่ละตัว ต่อขนานกัน ความจุเทียบเท่าเป็นเท่าใด?</w:t>
+      </w:r>
+    </w:p>
+    <w:p>
+      <w:pPr>
+        <w:ind w:left="720"/>
+      </w:pPr>
+      <w:r>
+        <w:t xml:space="preserve">    1. ก</w:t>
+      </w:r>
+    </w:p>
+    <w:p>
+      <w:pPr>
+        <w:ind w:left="720"/>
+      </w:pPr>
+      <w:r>
+        <w:t xml:space="preserve">    2. ข</w:t>
+      </w:r>
+    </w:p>
+    <w:p>
+      <w:pPr>
+        <w:ind w:left="720"/>
+      </w:pPr>
+      <w:r>
+        <w:t xml:space="preserve">    3. ค</w:t>
+      </w:r>
+    </w:p>
+    <w:p>
+      <w:pPr>
+        <w:ind w:left="720"/>
+      </w:pPr>
+      <w:r>
+        <w:t xml:space="preserve">    4. ง</w:t>
+      </w:r>
+    </w:p>
+    <w:p/>
+    <w:p>
+      <w:r>
+        <w:rPr>
+          <w:sz w:val="24"/>
+        </w:rPr>
+        <w:t>13. ตัวเก็บประจุแผ่นขนานมีพื้นที่ 0.05 m² ระยะห่าง 0.001 m มีไดอิเล็กทริก εᵣ = 4 ความจุเป็นเท่าใด? (ε₀ = 8.85×10⁻¹²)</w:t>
+      </w:r>
+    </w:p>
+    <w:p>
+      <w:pPr>
+        <w:ind w:left="720"/>
+      </w:pPr>
+      <w:r>
+        <w:t xml:space="preserve">    1. ก</w:t>
+      </w:r>
+    </w:p>
+    <w:p>
+      <w:pPr>
+        <w:ind w:left="720"/>
+      </w:pPr>
+      <w:r>
+        <w:t xml:space="preserve">    2. ข</w:t>
+      </w:r>
+    </w:p>
+    <w:p>
+      <w:pPr>
+        <w:ind w:left="720"/>
+      </w:pPr>
+      <w:r>
+        <w:t xml:space="preserve">    3. ค</w:t>
+      </w:r>
+    </w:p>
+    <w:p>
+      <w:pPr>
+        <w:ind w:left="720"/>
+      </w:pPr>
+      <w:r>
+        <w:t xml:space="preserve">    4. ง</w:t>
+      </w:r>
+    </w:p>
+    <w:p/>
+    <w:p>
+      <w:r>
+        <w:rPr>
+          <w:sz w:val="24"/>
+        </w:rPr>
+        <w:t>14. ตัวเก็บประจุที่เก็บประจุ Q แล้วตัดออกจากวงจร ถ้าเพิ่มระยะห่างเป็น 2 เท่า พลังงานจะเปลี่ยนอย่างไร?</w:t>
+      </w:r>
+    </w:p>
+    <w:p>
+      <w:pPr>
+        <w:ind w:left="720"/>
+      </w:pPr>
+      <w:r>
+        <w:t xml:space="preserve">    1. ก</w:t>
+      </w:r>
+    </w:p>
+    <w:p>
+      <w:pPr>
+        <w:ind w:left="720"/>
+      </w:pPr>
+      <w:r>
+        <w:t xml:space="preserve">    2. ข</w:t>
+      </w:r>
+    </w:p>
+    <w:p>
+      <w:pPr>
+        <w:ind w:left="720"/>
+      </w:pPr>
+      <w:r>
+        <w:t xml:space="preserve">    3. ค</w:t>
+      </w:r>
+    </w:p>
+    <w:p>
+      <w:pPr>
+        <w:ind w:left="720"/>
+      </w:pPr>
+      <w:r>
+        <w:t xml:space="preserve">    4. ง</w:t>
+      </w:r>
+    </w:p>
+    <w:p/>
+    <w:p>
+      <w:r>
+        <w:rPr>
+          <w:sz w:val="24"/>
+        </w:rPr>
+        <w:t>15. ตัวเก็บประจุ 10 μF ต่อกับความต่างศักย์ 200 V แล้วตัดออก แล้วต่อขนานกับตัวเก็บประจุ 30 μF ที่ไม่มีประจุ ความต่างศักย์ร่วมเป็นเท่าใด?</w:t>
+      </w:r>
+    </w:p>
+    <w:p>
+      <w:r>
+        <w:drawing>
+          <wp:inline xmlns:a="http://schemas.openxmlformats.org/drawingml/2006/main" xmlns:pic="http://schemas.openxmlformats.org/drawingml/2006/picture">
+            <wp:extent cx="1828800" cy="1359877"/>
+            <wp:docPr id="6" name="Picture 6"/>
+            <wp:cNvGraphicFramePr>
+              <a:graphicFrameLocks noChangeAspect="1"/>
+            </wp:cNvGraphicFramePr>
+            <a:graphic>
+              <a:graphicData uri="http://schemas.openxmlformats.org/drawingml/2006/picture">
+                <pic:pic>
+                  <pic:nvPicPr>
+                    <pic:cNvPr id="0" name="physics_img_7.png"/>
+                    <pic:cNvPicPr/>
+                  </pic:nvPicPr>
+                  <pic:blipFill>
+                    <a:blip r:embed="rId11"/>
+                    <a:stretch>
+                      <a:fillRect/>
+                    </a:stretch>
+                  </pic:blipFill>
+                  <pic:spPr>
+                    <a:xfrm>
+                      <a:off x="0" y="0"/>
+                      <a:ext cx="1828800" cy="1359877"/>
+                    </a:xfrm>
+                    <a:prstGeom prst="rect"/>
+                  </pic:spPr>
+                </pic:pic>
+              </a:graphicData>
+            </a:graphic>
+          </wp:inline>
+        </w:drawing>
+      </w:r>
+    </w:p>
+    <w:p/>
+    <w:p>
+      <w:pPr>
+        <w:ind w:left="720"/>
+      </w:pPr>
+      <w:r>
+        <w:t xml:space="preserve">    1. ก</w:t>
+      </w:r>
+    </w:p>
+    <w:p>
+      <w:pPr>
+        <w:ind w:left="720"/>
+      </w:pPr>
+      <w:r>
+        <w:t xml:space="preserve">    2. ข</w:t>
+      </w:r>
+    </w:p>
+    <w:p>
+      <w:pPr>
+        <w:ind w:left="720"/>
+      </w:pPr>
+      <w:r>
+        <w:t xml:space="preserve">    3. ค</w:t>
+      </w:r>
+    </w:p>
+    <w:p>
+      <w:pPr>
+        <w:ind w:left="720"/>
+      </w:pPr>
+      <w:r>
+        <w:t xml:space="preserve">    4. ง</w:t>
+      </w:r>
+    </w:p>
+    <w:p/>
+    <w:p>
+      <w:r>
+        <w:rPr>
+          <w:sz w:val="24"/>
+        </w:rPr>
+        <w:t>16. ตัวเก็บประจุแผ่นขนานเมื่อต่อกับแบตเตอรี่ ถ้าเพิ่มระยะห่างระหว่างแผ่นเป็น 2 เท่า โดยไม่ตัดแบตเตอรี่ ประจุจะเปลี่ยนอย่างไร?</w:t>
+      </w:r>
+    </w:p>
+    <w:p>
+      <w:r>
+        <w:drawing>
+          <wp:inline xmlns:a="http://schemas.openxmlformats.org/drawingml/2006/main" xmlns:pic="http://schemas.openxmlformats.org/drawingml/2006/picture">
+            <wp:extent cx="1828800" cy="1359877"/>
+            <wp:docPr id="7" name="Picture 7"/>
+            <wp:cNvGraphicFramePr>
+              <a:graphicFrameLocks noChangeAspect="1"/>
+            </wp:cNvGraphicFramePr>
+            <a:graphic>
+              <a:graphicData uri="http://schemas.openxmlformats.org/drawingml/2006/picture">
+                <pic:pic>
+                  <pic:nvPicPr>
+                    <pic:cNvPr id="0" name="physics_img_1.png"/>
+                    <pic:cNvPicPr/>
+                  </pic:nvPicPr>
+                  <pic:blipFill>
+                    <a:blip r:embed="rId9"/>
+                    <a:stretch>
+                      <a:fillRect/>
+                    </a:stretch>
+                  </pic:blipFill>
+                  <pic:spPr>
+                    <a:xfrm>
+                      <a:off x="0" y="0"/>
+                      <a:ext cx="1828800" cy="1359877"/>
+                    </a:xfrm>
+                    <a:prstGeom prst="rect"/>
+                  </pic:spPr>
+                </pic:pic>
+              </a:graphicData>
+            </a:graphic>
+          </wp:inline>
+        </w:drawing>
+      </w:r>
+    </w:p>
+    <w:p/>
+    <w:p>
+      <w:pPr>
+        <w:ind w:left="720"/>
+      </w:pPr>
+      <w:r>
+        <w:t xml:space="preserve">    1. ก</w:t>
+      </w:r>
+    </w:p>
+    <w:p>
+      <w:pPr>
+        <w:ind w:left="720"/>
+      </w:pPr>
+      <w:r>
+        <w:t xml:space="preserve">    2. ข</w:t>
+      </w:r>
+    </w:p>
+    <w:p>
+      <w:pPr>
+        <w:ind w:left="720"/>
+      </w:pPr>
+      <w:r>
+        <w:t xml:space="preserve">    3. ค</w:t>
+      </w:r>
+    </w:p>
+    <w:p>
+      <w:pPr>
+        <w:ind w:left="720"/>
+      </w:pPr>
+      <w:r>
+        <w:t xml:space="preserve">    4. ง</w:t>
+      </w:r>
+    </w:p>
+    <w:p/>
+    <w:p>
+      <w:r>
+        <w:rPr>
+          <w:sz w:val="24"/>
+        </w:rPr>
+        <w:t>17. ตัวเก็บประจุ 4 μF ต่ออนุกรมกับกลุ่มตัวเก็บประจุ 6 μF และ 3 μF ที่ต่อขนานกัน ความจุเทียบเท่าเป็นเท่าใด?</w:t>
+      </w:r>
+    </w:p>
+    <w:p>
+      <w:r>
+        <w:drawing>
+          <wp:inline xmlns:a="http://schemas.openxmlformats.org/drawingml/2006/main" xmlns:pic="http://schemas.openxmlformats.org/drawingml/2006/picture">
+            <wp:extent cx="1828800" cy="1359877"/>
+            <wp:docPr id="8" name="Picture 8"/>
+            <wp:cNvGraphicFramePr>
+              <a:graphicFrameLocks noChangeAspect="1"/>
+            </wp:cNvGraphicFramePr>
+            <a:graphic>
+              <a:graphicData uri="http://schemas.openxmlformats.org/drawingml/2006/picture">
+                <pic:pic>
+                  <pic:nvPicPr>
+                    <pic:cNvPr id="0" name="physics_img_17.png"/>
                     <pic:cNvPicPr/>
                   </pic:nvPicPr>
                   <pic:blipFill>
@@ -354,38 +978,34 @@
     <w:p/>
     <w:p>
       <w:pPr>
-        <w:pStyle w:val="ListBullet"/>
         <w:ind w:left="720"/>
       </w:pPr>
       <w:r>
-        <w:t xml:space="preserve">    ก</w:t>
+        <w:t xml:space="preserve">    1. ก</w:t>
       </w:r>
     </w:p>
     <w:p>
       <w:pPr>
-        <w:pStyle w:val="ListBullet"/>
         <w:ind w:left="720"/>
       </w:pPr>
       <w:r>
-        <w:t xml:space="preserve">    ข</w:t>
+        <w:t xml:space="preserve">    2. ข</w:t>
       </w:r>
     </w:p>
     <w:p>
       <w:pPr>
-        <w:pStyle w:val="ListBullet"/>
         <w:ind w:left="720"/>
       </w:pPr>
       <w:r>
-        <w:t xml:space="preserve">    ค</w:t>
+        <w:t xml:space="preserve">    3. ค</w:t>
       </w:r>
     </w:p>
     <w:p>
       <w:pPr>
-        <w:pStyle w:val="ListBullet"/>
         <w:ind w:left="720"/>
       </w:pPr>
       <w:r>
-        <w:t xml:space="preserve">    ง</w:t>
+        <w:t xml:space="preserve">    4. ง</w:t>
       </w:r>
     </w:p>
     <w:p/>
@@ -394,43 +1014,39 @@
         <w:rPr>
           <w:sz w:val="24"/>
         </w:rPr>
-        <w:t>ข้อ p2_l13_006: ตัวเก็บประจุสองตัว C₁ = 2 μF และ C₂ = 3 μF ต่อขนานกัน ความจุเทียบเท่าเป็นเท่าใด?</w:t>
+        <w:t>18. ตัวเก็บประจุสองตัว 3 μF และ 6 μF ต่อขนานกับแบตเตอรี่ 12 V พลังงานรวมเป็นเท่าใด?</w:t>
       </w:r>
     </w:p>
     <w:p>
       <w:pPr>
-        <w:pStyle w:val="ListBullet"/>
         <w:ind w:left="720"/>
       </w:pPr>
       <w:r>
-        <w:t xml:space="preserve">    ก</w:t>
+        <w:t xml:space="preserve">    1. ก</w:t>
       </w:r>
     </w:p>
     <w:p>
       <w:pPr>
-        <w:pStyle w:val="ListBullet"/>
         <w:ind w:left="720"/>
       </w:pPr>
       <w:r>
-        <w:t xml:space="preserve">    ข</w:t>
+        <w:t xml:space="preserve">    2. ข</w:t>
       </w:r>
     </w:p>
     <w:p>
       <w:pPr>
-        <w:pStyle w:val="ListBullet"/>
         <w:ind w:left="720"/>
       </w:pPr>
       <w:r>
-        <w:t xml:space="preserve">    ค</w:t>
+        <w:t xml:space="preserve">    3. ค</w:t>
       </w:r>
     </w:p>
     <w:p>
       <w:pPr>
-        <w:pStyle w:val="ListBullet"/>
         <w:ind w:left="720"/>
       </w:pPr>
       <w:r>
-        <w:t xml:space="preserve">    ง</w:t>
+        <w:t xml:space="preserve">    4. ง</w:t>
       </w:r>
     </w:p>
     <w:p/>
@@ -439,43 +1055,39 @@
         <w:rPr>
           <w:sz w:val="24"/>
         </w:rPr>
-        <w:t>ข้อ p2_l13_007: ตัวเก็บประจุ 10 μF ต่อกับความต่างศักย์ 100 V พลังงานที่เก็บได้เป็นเท่าใด?</w:t>
+        <w:t>19. ตัวเก็บประจุแผ่นขนานต่อกับแบตเตอรี่ V เมื่อเปลี่ยนไดอิเล็กทริกจากอากาศ (εᵣ=1) เป็นแก้ว (εᵣ=8) ประจุเปลี่ยนจาก Q₀ เป็นเท่าใด?</w:t>
       </w:r>
     </w:p>
     <w:p>
       <w:pPr>
-        <w:pStyle w:val="ListBullet"/>
         <w:ind w:left="720"/>
       </w:pPr>
       <w:r>
-        <w:t xml:space="preserve">    ก</w:t>
+        <w:t xml:space="preserve">    1. ก</w:t>
       </w:r>
     </w:p>
     <w:p>
       <w:pPr>
-        <w:pStyle w:val="ListBullet"/>
         <w:ind w:left="720"/>
       </w:pPr>
       <w:r>
-        <w:t xml:space="preserve">    ข</w:t>
+        <w:t xml:space="preserve">    2. ข</w:t>
       </w:r>
     </w:p>
     <w:p>
       <w:pPr>
-        <w:pStyle w:val="ListBullet"/>
         <w:ind w:left="720"/>
       </w:pPr>
       <w:r>
-        <w:t xml:space="preserve">    ค</w:t>
+        <w:t xml:space="preserve">    3. ค</w:t>
       </w:r>
     </w:p>
     <w:p>
       <w:pPr>
-        <w:pStyle w:val="ListBullet"/>
         <w:ind w:left="720"/>
       </w:pPr>
       <w:r>
-        <w:t xml:space="preserve">    ง</w:t>
+        <w:t xml:space="preserve">    4. ง</w:t>
       </w:r>
     </w:p>
     <w:p/>
@@ -484,80 +1096,39 @@
         <w:rPr>
           <w:sz w:val="24"/>
         </w:rPr>
-        <w:t>ข้อ p2_l13_008: ถ้าตัวเก็บประจุ 100 μF ต่อกับความต่างศักย์ 50 V จะเก็บประจุได้กี่คูลอมบ์?</w:t>
-      </w:r>
-    </w:p>
-    <w:p>
-      <w:r>
-        <w:drawing>
-          <wp:inline xmlns:a="http://schemas.openxmlformats.org/drawingml/2006/main" xmlns:pic="http://schemas.openxmlformats.org/drawingml/2006/picture">
-            <wp:extent cx="1828800" cy="1359877"/>
-            <wp:docPr id="5" name="Picture 5"/>
-            <wp:cNvGraphicFramePr>
-              <a:graphicFrameLocks noChangeAspect="1"/>
-            </wp:cNvGraphicFramePr>
-            <a:graphic>
-              <a:graphicData uri="http://schemas.openxmlformats.org/drawingml/2006/picture">
-                <pic:pic>
-                  <pic:nvPicPr>
-                    <pic:cNvPr id="0" name="physics_img_q2_l13_003.png"/>
-                    <pic:cNvPicPr/>
-                  </pic:nvPicPr>
-                  <pic:blipFill>
-                    <a:blip r:embed="rId10"/>
-                    <a:stretch>
-                      <a:fillRect/>
-                    </a:stretch>
-                  </pic:blipFill>
-                  <pic:spPr>
-                    <a:xfrm>
-                      <a:off x="0" y="0"/>
-                      <a:ext cx="1828800" cy="1359877"/>
-                    </a:xfrm>
-                    <a:prstGeom prst="rect"/>
-                  </pic:spPr>
-                </pic:pic>
-              </a:graphicData>
-            </a:graphic>
-          </wp:inline>
-        </w:drawing>
-      </w:r>
-    </w:p>
-    <w:p/>
-    <w:p>
-      <w:pPr>
-        <w:pStyle w:val="ListBullet"/>
-        <w:ind w:left="720"/>
-      </w:pPr>
-      <w:r>
-        <w:t xml:space="preserve">    ก</w:t>
+        <w:t>20. ตัวเก็บประจุ C ต่อกับแบตเตอรี่ V เมื่อเพิ่มความต่างศักย์เป็น 2V พลังงานเพิ่มขึ้นเป็นกี่เท่า?</w:t>
       </w:r>
     </w:p>
     <w:p>
       <w:pPr>
-        <w:pStyle w:val="ListBullet"/>
         <w:ind w:left="720"/>
       </w:pPr>
       <w:r>
-        <w:t xml:space="preserve">    ข</w:t>
+        <w:t xml:space="preserve">    1. ก</w:t>
       </w:r>
     </w:p>
     <w:p>
       <w:pPr>
-        <w:pStyle w:val="ListBullet"/>
         <w:ind w:left="720"/>
       </w:pPr>
       <w:r>
-        <w:t xml:space="preserve">    ค</w:t>
+        <w:t xml:space="preserve">    2. ข</w:t>
       </w:r>
     </w:p>
     <w:p>
       <w:pPr>
-        <w:pStyle w:val="ListBullet"/>
         <w:ind w:left="720"/>
       </w:pPr>
       <w:r>
-        <w:t xml:space="preserve">    ง</w:t>
+        <w:t xml:space="preserve">    3. ค</w:t>
+      </w:r>
+    </w:p>
+    <w:p>
+      <w:pPr>
+        <w:ind w:left="720"/>
+      </w:pPr>
+      <w:r>
+        <w:t xml:space="preserve">    4. ง</w:t>
       </w:r>
     </w:p>
     <w:p/>
@@ -566,43 +1137,39 @@
         <w:rPr>
           <w:sz w:val="24"/>
         </w:rPr>
-        <w:t>ข้อ p2_l13_009: ตัวเก็บประจุ 5 μF มีประจุ 2×10⁻⁴ C พลังงานที่เก็บเป็นเท่าใด?</w:t>
+        <w:t>21. ตัวเก็บประจุแผ่นขนานมีความจุ C₀ เมื่อเปลี่ยนระยะห่างจาก d เป็น d/2 โดยประจุ Q คงที่ พลังงานเปลี่ยนเป็นเท่าใด?</w:t>
       </w:r>
     </w:p>
     <w:p>
       <w:pPr>
-        <w:pStyle w:val="ListBullet"/>
         <w:ind w:left="720"/>
       </w:pPr>
       <w:r>
-        <w:t xml:space="preserve">    ก</w:t>
+        <w:t xml:space="preserve">    1. ก</w:t>
       </w:r>
     </w:p>
     <w:p>
       <w:pPr>
-        <w:pStyle w:val="ListBullet"/>
         <w:ind w:left="720"/>
       </w:pPr>
       <w:r>
-        <w:t xml:space="preserve">    ข</w:t>
+        <w:t xml:space="preserve">    2. ข</w:t>
       </w:r>
     </w:p>
     <w:p>
       <w:pPr>
-        <w:pStyle w:val="ListBullet"/>
         <w:ind w:left="720"/>
       </w:pPr>
       <w:r>
-        <w:t xml:space="preserve">    ค</w:t>
+        <w:t xml:space="preserve">    3. ค</w:t>
       </w:r>
     </w:p>
     <w:p>
       <w:pPr>
-        <w:pStyle w:val="ListBullet"/>
         <w:ind w:left="720"/>
       </w:pPr>
       <w:r>
-        <w:t xml:space="preserve">    ง</w:t>
+        <w:t xml:space="preserve">    4. ง</w:t>
       </w:r>
     </w:p>
     <w:p/>
@@ -611,43 +1178,39 @@
         <w:rPr>
           <w:sz w:val="24"/>
         </w:rPr>
-        <w:t>ข้อ p2_l13_010: ไดอิเล็กทริก (Dielectric) ในตัวเก็บประจุแผ่นขนานมีหน้าที่อะไร?</w:t>
+        <w:t>22. ตัวเก็บประจุแผ่นขนานมีความจุ C ถ้าเพิ่มพื้นที่เป็น 3 เท่า และลดระยะห่างเป็น 1/2 เท่า ความจุจะเปลี่ยนเป็นเท่าใด?</w:t>
       </w:r>
     </w:p>
     <w:p>
       <w:pPr>
-        <w:pStyle w:val="ListBullet"/>
         <w:ind w:left="720"/>
       </w:pPr>
       <w:r>
-        <w:t xml:space="preserve">    ก</w:t>
+        <w:t xml:space="preserve">    1. ก</w:t>
       </w:r>
     </w:p>
     <w:p>
       <w:pPr>
-        <w:pStyle w:val="ListBullet"/>
         <w:ind w:left="720"/>
       </w:pPr>
       <w:r>
-        <w:t xml:space="preserve">    ข</w:t>
+        <w:t xml:space="preserve">    2. ข</w:t>
       </w:r>
     </w:p>
     <w:p>
       <w:pPr>
-        <w:pStyle w:val="ListBullet"/>
         <w:ind w:left="720"/>
       </w:pPr>
       <w:r>
-        <w:t xml:space="preserve">    ค</w:t>
+        <w:t xml:space="preserve">    3. ค</w:t>
       </w:r>
     </w:p>
     <w:p>
       <w:pPr>
-        <w:pStyle w:val="ListBullet"/>
         <w:ind w:left="720"/>
       </w:pPr>
       <w:r>
-        <w:t xml:space="preserve">    ง</w:t>
+        <w:t xml:space="preserve">    4. ง</w:t>
       </w:r>
     </w:p>
     <w:p/>
@@ -656,43 +1219,39 @@
         <w:rPr>
           <w:sz w:val="24"/>
         </w:rPr>
-        <w:t>ข้อ p2_l13_011: ตัวเก็บประจุสามตัว 2 μF แต่ละตัว ต่ออนุกรมกัน ความจุเทียบเท่าเป็นเท่าใด?</w:t>
+        <w:t>23. ตัวเก็บประจุ C₁ มีประจุ Q ต่อขนานกับตัวเก็บประจุ C₂ ที่มีประจุ Q เช่นกัน พลังงานรวมก่อนและหลังต่อเป็นเท่าใด?</w:t>
       </w:r>
     </w:p>
     <w:p>
       <w:pPr>
-        <w:pStyle w:val="ListBullet"/>
         <w:ind w:left="720"/>
       </w:pPr>
       <w:r>
-        <w:t xml:space="preserve">    ก</w:t>
+        <w:t xml:space="preserve">    1. ก</w:t>
       </w:r>
     </w:p>
     <w:p>
       <w:pPr>
-        <w:pStyle w:val="ListBullet"/>
         <w:ind w:left="720"/>
       </w:pPr>
       <w:r>
-        <w:t xml:space="preserve">    ข</w:t>
+        <w:t xml:space="preserve">    2. ข</w:t>
       </w:r>
     </w:p>
     <w:p>
       <w:pPr>
-        <w:pStyle w:val="ListBullet"/>
         <w:ind w:left="720"/>
       </w:pPr>
       <w:r>
-        <w:t xml:space="preserve">    ค</w:t>
+        <w:t xml:space="preserve">    3. ค</w:t>
       </w:r>
     </w:p>
     <w:p>
       <w:pPr>
-        <w:pStyle w:val="ListBullet"/>
         <w:ind w:left="720"/>
       </w:pPr>
       <w:r>
-        <w:t xml:space="preserve">    ง</w:t>
+        <w:t xml:space="preserve">    4. ง</w:t>
       </w:r>
     </w:p>
     <w:p/>
@@ -701,97 +1260,7 @@
         <w:rPr>
           <w:sz w:val="24"/>
         </w:rPr>
-        <w:t>ข้อ p2_l13_012: ตัวเก็บประจุสามตัว 3 μF แต่ละตัว ต่อขนานกัน ความจุเทียบเท่าเป็นเท่าใด?</w:t>
-      </w:r>
-    </w:p>
-    <w:p>
-      <w:pPr>
-        <w:pStyle w:val="ListBullet"/>
-        <w:ind w:left="720"/>
-      </w:pPr>
-      <w:r>
-        <w:t xml:space="preserve">    ก</w:t>
-      </w:r>
-    </w:p>
-    <w:p>
-      <w:pPr>
-        <w:pStyle w:val="ListBullet"/>
-        <w:ind w:left="720"/>
-      </w:pPr>
-      <w:r>
-        <w:t xml:space="preserve">    ข</w:t>
-      </w:r>
-    </w:p>
-    <w:p>
-      <w:pPr>
-        <w:pStyle w:val="ListBullet"/>
-        <w:ind w:left="720"/>
-      </w:pPr>
-      <w:r>
-        <w:t xml:space="preserve">    ค</w:t>
-      </w:r>
-    </w:p>
-    <w:p>
-      <w:pPr>
-        <w:pStyle w:val="ListBullet"/>
-        <w:ind w:left="720"/>
-      </w:pPr>
-      <w:r>
-        <w:t xml:space="preserve">    ง</w:t>
-      </w:r>
-    </w:p>
-    <w:p/>
-    <w:p>
-      <w:r>
-        <w:rPr>
-          <w:sz w:val="24"/>
-        </w:rPr>
-        <w:t>ข้อ p2_l13_013: ตัวเก็บประจุแผ่นขนานมีพื้นที่ 0.05 m² ระยะห่าง 0.001 m มีไดอิเล็กทริก εᵣ = 4 ความจุเป็นเท่าใด? (ε₀ = 8.85×10⁻¹²)</w:t>
-      </w:r>
-    </w:p>
-    <w:p>
-      <w:pPr>
-        <w:pStyle w:val="ListBullet"/>
-        <w:ind w:left="720"/>
-      </w:pPr>
-      <w:r>
-        <w:t xml:space="preserve">    ก</w:t>
-      </w:r>
-    </w:p>
-    <w:p>
-      <w:pPr>
-        <w:pStyle w:val="ListBullet"/>
-        <w:ind w:left="720"/>
-      </w:pPr>
-      <w:r>
-        <w:t xml:space="preserve">    ข</w:t>
-      </w:r>
-    </w:p>
-    <w:p>
-      <w:pPr>
-        <w:pStyle w:val="ListBullet"/>
-        <w:ind w:left="720"/>
-      </w:pPr>
-      <w:r>
-        <w:t xml:space="preserve">    ค</w:t>
-      </w:r>
-    </w:p>
-    <w:p>
-      <w:pPr>
-        <w:pStyle w:val="ListBullet"/>
-        <w:ind w:left="720"/>
-      </w:pPr>
-      <w:r>
-        <w:t xml:space="preserve">    ง</w:t>
-      </w:r>
-    </w:p>
-    <w:p/>
-    <w:p>
-      <w:r>
-        <w:rPr>
-          <w:sz w:val="24"/>
-        </w:rPr>
-        <w:t>ข้อ p2_l13_014: ตัวเก็บประจุที่เก็บประจุ Q แล้วตัดออกจากวงจร ถ้าเพิ่มระยะห่างเป็น 2 เท่า พลังงานจะเปลี่ยนอย่างไร?</w:t>
+        <w:t>24. ตัวเก็บประจุมีความจุ 100 μF ระยะห่าง 1 mm ถ้าใส่แผ่นไดอิเล็กทริกหนา 0.5 mm เต็มความหนา ความจุจะเปลี่ยนอย่างไร? (εᵣ = 4)</w:t>
       </w:r>
     </w:p>
     <w:p>
@@ -799,7 +1268,7 @@
         <w:drawing>
           <wp:inline xmlns:a="http://schemas.openxmlformats.org/drawingml/2006/main" xmlns:pic="http://schemas.openxmlformats.org/drawingml/2006/picture">
             <wp:extent cx="1828800" cy="1359877"/>
-            <wp:docPr id="6" name="Picture 6"/>
+            <wp:docPr id="9" name="Picture 9"/>
             <wp:cNvGraphicFramePr>
               <a:graphicFrameLocks noChangeAspect="1"/>
             </wp:cNvGraphicFramePr>
@@ -807,134 +1276,7 @@
               <a:graphicData uri="http://schemas.openxmlformats.org/drawingml/2006/picture">
                 <pic:pic>
                   <pic:nvPicPr>
-                    <pic:cNvPr id="0" name="physics_img_q2_l13_004.png"/>
-                    <pic:cNvPicPr/>
-                  </pic:nvPicPr>
-                  <pic:blipFill>
-                    <a:blip r:embed="rId11"/>
-                    <a:stretch>
-                      <a:fillRect/>
-                    </a:stretch>
-                  </pic:blipFill>
-                  <pic:spPr>
-                    <a:xfrm>
-                      <a:off x="0" y="0"/>
-                      <a:ext cx="1828800" cy="1359877"/>
-                    </a:xfrm>
-                    <a:prstGeom prst="rect"/>
-                  </pic:spPr>
-                </pic:pic>
-              </a:graphicData>
-            </a:graphic>
-          </wp:inline>
-        </w:drawing>
-      </w:r>
-    </w:p>
-    <w:p/>
-    <w:p>
-      <w:pPr>
-        <w:pStyle w:val="ListBullet"/>
-        <w:ind w:left="720"/>
-      </w:pPr>
-      <w:r>
-        <w:t xml:space="preserve">    ก</w:t>
-      </w:r>
-    </w:p>
-    <w:p>
-      <w:pPr>
-        <w:pStyle w:val="ListBullet"/>
-        <w:ind w:left="720"/>
-      </w:pPr>
-      <w:r>
-        <w:t xml:space="preserve">    ข</w:t>
-      </w:r>
-    </w:p>
-    <w:p>
-      <w:pPr>
-        <w:pStyle w:val="ListBullet"/>
-        <w:ind w:left="720"/>
-      </w:pPr>
-      <w:r>
-        <w:t xml:space="preserve">    ค</w:t>
-      </w:r>
-    </w:p>
-    <w:p>
-      <w:pPr>
-        <w:pStyle w:val="ListBullet"/>
-        <w:ind w:left="720"/>
-      </w:pPr>
-      <w:r>
-        <w:t xml:space="preserve">    ง</w:t>
-      </w:r>
-    </w:p>
-    <w:p/>
-    <w:p>
-      <w:r>
-        <w:rPr>
-          <w:sz w:val="24"/>
-        </w:rPr>
-        <w:t>ข้อ p2_l13_015: ตัวเก็บประจุ 10 μF ต่อกับความต่างศักย์ 200 V แล้วตัดออก แล้วต่อขนานกับตัวเก็บประจุ 30 μF ที่ไม่มีประจุ ความต่างศักย์ร่วมเป็นเท่าใด?</w:t>
-      </w:r>
-    </w:p>
-    <w:p>
-      <w:pPr>
-        <w:pStyle w:val="ListBullet"/>
-        <w:ind w:left="720"/>
-      </w:pPr>
-      <w:r>
-        <w:t xml:space="preserve">    ก</w:t>
-      </w:r>
-    </w:p>
-    <w:p>
-      <w:pPr>
-        <w:pStyle w:val="ListBullet"/>
-        <w:ind w:left="720"/>
-      </w:pPr>
-      <w:r>
-        <w:t xml:space="preserve">    ข</w:t>
-      </w:r>
-    </w:p>
-    <w:p>
-      <w:pPr>
-        <w:pStyle w:val="ListBullet"/>
-        <w:ind w:left="720"/>
-      </w:pPr>
-      <w:r>
-        <w:t xml:space="preserve">    ค</w:t>
-      </w:r>
-    </w:p>
-    <w:p>
-      <w:pPr>
-        <w:pStyle w:val="ListBullet"/>
-        <w:ind w:left="720"/>
-      </w:pPr>
-      <w:r>
-        <w:t xml:space="preserve">    ง</w:t>
-      </w:r>
-    </w:p>
-    <w:p/>
-    <w:p>
-      <w:r>
-        <w:rPr>
-          <w:sz w:val="24"/>
-        </w:rPr>
-        <w:t>ข้อ p2_l13_016: ตัวเก็บประจุแผ่นขนานเมื่อต่อกับแบตเตอรี่ ถ้าเพิ่มระยะห่างระหว่างแผ่นเป็น 2 เท่า โดยไม่ตัดแบตเตอรี่ ประจุจะเปลี่ยนอย่างไร?</w:t>
-      </w:r>
-    </w:p>
-    <w:p>
-      <w:r>
-        <w:drawing>
-          <wp:inline xmlns:a="http://schemas.openxmlformats.org/drawingml/2006/main" xmlns:pic="http://schemas.openxmlformats.org/drawingml/2006/picture">
-            <wp:extent cx="1828800" cy="1359877"/>
-            <wp:docPr id="7" name="Picture 7"/>
-            <wp:cNvGraphicFramePr>
-              <a:graphicFrameLocks noChangeAspect="1"/>
-            </wp:cNvGraphicFramePr>
-            <a:graphic>
-              <a:graphicData uri="http://schemas.openxmlformats.org/drawingml/2006/picture">
-                <pic:pic>
-                  <pic:nvPicPr>
-                    <pic:cNvPr id="0" name="physics_img_q2_l13_001.png"/>
+                    <pic:cNvPr id="0" name="physics_img_1.png"/>
                     <pic:cNvPicPr/>
                   </pic:nvPicPr>
                   <pic:blipFill>
@@ -960,38 +1302,34 @@
     <w:p/>
     <w:p>
       <w:pPr>
-        <w:pStyle w:val="ListBullet"/>
         <w:ind w:left="720"/>
       </w:pPr>
       <w:r>
-        <w:t xml:space="preserve">    ก</w:t>
+        <w:t xml:space="preserve">    1. ก</w:t>
       </w:r>
     </w:p>
     <w:p>
       <w:pPr>
-        <w:pStyle w:val="ListBullet"/>
         <w:ind w:left="720"/>
       </w:pPr>
       <w:r>
-        <w:t xml:space="preserve">    ข</w:t>
+        <w:t xml:space="preserve">    2. ข</w:t>
       </w:r>
     </w:p>
     <w:p>
       <w:pPr>
-        <w:pStyle w:val="ListBullet"/>
         <w:ind w:left="720"/>
       </w:pPr>
       <w:r>
-        <w:t xml:space="preserve">    ค</w:t>
+        <w:t xml:space="preserve">    3. ค</w:t>
       </w:r>
     </w:p>
     <w:p>
       <w:pPr>
-        <w:pStyle w:val="ListBullet"/>
         <w:ind w:left="720"/>
       </w:pPr>
       <w:r>
-        <w:t xml:space="preserve">    ง</w:t>
+        <w:t xml:space="preserve">    4. ง</w:t>
       </w:r>
     </w:p>
     <w:p/>
@@ -1000,440 +1338,39 @@
         <w:rPr>
           <w:sz w:val="24"/>
         </w:rPr>
-        <w:t>ข้อ p2_l13_017: ตัวเก็บประจุ 4 μF ต่ออนุกรมกับกลุ่มตัวเก็บประจุ 6 μF และ 3 μF ที่ต่อขนานกัน ความจุเทียบเท่าเป็นเท่าใด?</w:t>
+        <w:t>25. ตัวเก็บประจุสองตัว C เท่ากัน ต่ออนุกรมกัน แล้วต่อกับแบตเตอรี่ V ประจุบนตัวเก็บประจุแต่ละตัวเป็นเท่าใด?</w:t>
       </w:r>
     </w:p>
     <w:p>
       <w:pPr>
-        <w:pStyle w:val="ListBullet"/>
         <w:ind w:left="720"/>
       </w:pPr>
       <w:r>
-        <w:t xml:space="preserve">    ก</w:t>
+        <w:t xml:space="preserve">    1. ก</w:t>
       </w:r>
     </w:p>
     <w:p>
       <w:pPr>
-        <w:pStyle w:val="ListBullet"/>
         <w:ind w:left="720"/>
       </w:pPr>
       <w:r>
-        <w:t xml:space="preserve">    ข</w:t>
+        <w:t xml:space="preserve">    2. ข</w:t>
       </w:r>
     </w:p>
     <w:p>
       <w:pPr>
-        <w:pStyle w:val="ListBullet"/>
         <w:ind w:left="720"/>
       </w:pPr>
       <w:r>
-        <w:t xml:space="preserve">    ค</w:t>
+        <w:t xml:space="preserve">    3. ค</w:t>
       </w:r>
     </w:p>
     <w:p>
       <w:pPr>
-        <w:pStyle w:val="ListBullet"/>
         <w:ind w:left="720"/>
       </w:pPr>
       <w:r>
-        <w:t xml:space="preserve">    ง</w:t>
-      </w:r>
-    </w:p>
-    <w:p/>
-    <w:p>
-      <w:r>
-        <w:rPr>
-          <w:sz w:val="24"/>
-        </w:rPr>
-        <w:t>ข้อ p2_l13_018: ตัวเก็บประจุสองตัว 3 μF และ 6 μF ต่อขนานกับแบตเตอรี่ 12 V พลังงานรวมเป็นเท่าใด?</w:t>
-      </w:r>
-    </w:p>
-    <w:p>
-      <w:pPr>
-        <w:pStyle w:val="ListBullet"/>
-        <w:ind w:left="720"/>
-      </w:pPr>
-      <w:r>
-        <w:t xml:space="preserve">    ก</w:t>
-      </w:r>
-    </w:p>
-    <w:p>
-      <w:pPr>
-        <w:pStyle w:val="ListBullet"/>
-        <w:ind w:left="720"/>
-      </w:pPr>
-      <w:r>
-        <w:t xml:space="preserve">    ข</w:t>
-      </w:r>
-    </w:p>
-    <w:p>
-      <w:pPr>
-        <w:pStyle w:val="ListBullet"/>
-        <w:ind w:left="720"/>
-      </w:pPr>
-      <w:r>
-        <w:t xml:space="preserve">    ค</w:t>
-      </w:r>
-    </w:p>
-    <w:p>
-      <w:pPr>
-        <w:pStyle w:val="ListBullet"/>
-        <w:ind w:left="720"/>
-      </w:pPr>
-      <w:r>
-        <w:t xml:space="preserve">    ง</w:t>
-      </w:r>
-    </w:p>
-    <w:p/>
-    <w:p>
-      <w:r>
-        <w:rPr>
-          <w:sz w:val="24"/>
-        </w:rPr>
-        <w:t>ข้อ p2_l13_019: ตัวเก็บประจุแผ่นขนานต่อกับแบตเตอรี่ V เมื่อเปลี่ยนไดอิเล็กทริกจากอากาศ (εᵣ=1) เป็นแก้ว (εᵣ=8) ประจุเปลี่ยนจาก Q₀ เป็นเท่าใด?</w:t>
-      </w:r>
-    </w:p>
-    <w:p>
-      <w:pPr>
-        <w:pStyle w:val="ListBullet"/>
-        <w:ind w:left="720"/>
-      </w:pPr>
-      <w:r>
-        <w:t xml:space="preserve">    ก</w:t>
-      </w:r>
-    </w:p>
-    <w:p>
-      <w:pPr>
-        <w:pStyle w:val="ListBullet"/>
-        <w:ind w:left="720"/>
-      </w:pPr>
-      <w:r>
-        <w:t xml:space="preserve">    ข</w:t>
-      </w:r>
-    </w:p>
-    <w:p>
-      <w:pPr>
-        <w:pStyle w:val="ListBullet"/>
-        <w:ind w:left="720"/>
-      </w:pPr>
-      <w:r>
-        <w:t xml:space="preserve">    ค</w:t>
-      </w:r>
-    </w:p>
-    <w:p>
-      <w:pPr>
-        <w:pStyle w:val="ListBullet"/>
-        <w:ind w:left="720"/>
-      </w:pPr>
-      <w:r>
-        <w:t xml:space="preserve">    ง</w:t>
-      </w:r>
-    </w:p>
-    <w:p/>
-    <w:p>
-      <w:r>
-        <w:rPr>
-          <w:sz w:val="24"/>
-        </w:rPr>
-        <w:t>ข้อ p2_l13_020: ตัวเก็บประจุ C ต่อกับแบตเตอรี่ V เมื่อเพิ่มความต่างศักย์เป็น 2V พลังงานเพิ่มขึ้นเป็นกี่เท่า?</w:t>
-      </w:r>
-    </w:p>
-    <w:p>
-      <w:pPr>
-        <w:pStyle w:val="ListBullet"/>
-        <w:ind w:left="720"/>
-      </w:pPr>
-      <w:r>
-        <w:t xml:space="preserve">    ก</w:t>
-      </w:r>
-    </w:p>
-    <w:p>
-      <w:pPr>
-        <w:pStyle w:val="ListBullet"/>
-        <w:ind w:left="720"/>
-      </w:pPr>
-      <w:r>
-        <w:t xml:space="preserve">    ข</w:t>
-      </w:r>
-    </w:p>
-    <w:p>
-      <w:pPr>
-        <w:pStyle w:val="ListBullet"/>
-        <w:ind w:left="720"/>
-      </w:pPr>
-      <w:r>
-        <w:t xml:space="preserve">    ค</w:t>
-      </w:r>
-    </w:p>
-    <w:p>
-      <w:pPr>
-        <w:pStyle w:val="ListBullet"/>
-        <w:ind w:left="720"/>
-      </w:pPr>
-      <w:r>
-        <w:t xml:space="preserve">    ง</w:t>
-      </w:r>
-    </w:p>
-    <w:p/>
-    <w:p>
-      <w:r>
-        <w:rPr>
-          <w:sz w:val="24"/>
-        </w:rPr>
-        <w:t>ข้อ p2_l13_021: ตัวเก็บประจุแผ่นขนานมีความจุ C₀ เมื่อเปลี่ยนระยะห่างจาก d เป็น d/2 โดยประจุ Q คงที่ พลังงานเปลี่ยนเป็นเท่าใด?</w:t>
-      </w:r>
-    </w:p>
-    <w:p>
-      <w:pPr>
-        <w:pStyle w:val="ListBullet"/>
-        <w:ind w:left="720"/>
-      </w:pPr>
-      <w:r>
-        <w:t xml:space="preserve">    ก</w:t>
-      </w:r>
-    </w:p>
-    <w:p>
-      <w:pPr>
-        <w:pStyle w:val="ListBullet"/>
-        <w:ind w:left="720"/>
-      </w:pPr>
-      <w:r>
-        <w:t xml:space="preserve">    ข</w:t>
-      </w:r>
-    </w:p>
-    <w:p>
-      <w:pPr>
-        <w:pStyle w:val="ListBullet"/>
-        <w:ind w:left="720"/>
-      </w:pPr>
-      <w:r>
-        <w:t xml:space="preserve">    ค</w:t>
-      </w:r>
-    </w:p>
-    <w:p>
-      <w:pPr>
-        <w:pStyle w:val="ListBullet"/>
-        <w:ind w:left="720"/>
-      </w:pPr>
-      <w:r>
-        <w:t xml:space="preserve">    ง</w:t>
-      </w:r>
-    </w:p>
-    <w:p/>
-    <w:p>
-      <w:r>
-        <w:rPr>
-          <w:sz w:val="24"/>
-        </w:rPr>
-        <w:t>ข้อ p2_l13_022: ตัวเก็บประจุแผ่นขนานมีความจุ C ถ้าเพิ่มพื้นที่เป็น 3 เท่า และลดระยะห่างเป็น 1/2 เท่า ความจุจะเปลี่ยนเป็นเท่าใด?</w:t>
-      </w:r>
-    </w:p>
-    <w:p>
-      <w:pPr>
-        <w:pStyle w:val="ListBullet"/>
-        <w:ind w:left="720"/>
-      </w:pPr>
-      <w:r>
-        <w:t xml:space="preserve">    ก</w:t>
-      </w:r>
-    </w:p>
-    <w:p>
-      <w:pPr>
-        <w:pStyle w:val="ListBullet"/>
-        <w:ind w:left="720"/>
-      </w:pPr>
-      <w:r>
-        <w:t xml:space="preserve">    ข</w:t>
-      </w:r>
-    </w:p>
-    <w:p>
-      <w:pPr>
-        <w:pStyle w:val="ListBullet"/>
-        <w:ind w:left="720"/>
-      </w:pPr>
-      <w:r>
-        <w:t xml:space="preserve">    ค</w:t>
-      </w:r>
-    </w:p>
-    <w:p>
-      <w:pPr>
-        <w:pStyle w:val="ListBullet"/>
-        <w:ind w:left="720"/>
-      </w:pPr>
-      <w:r>
-        <w:t xml:space="preserve">    ง</w:t>
-      </w:r>
-    </w:p>
-    <w:p/>
-    <w:p>
-      <w:r>
-        <w:rPr>
-          <w:sz w:val="24"/>
-        </w:rPr>
-        <w:t>ข้อ p2_l13_023: ตัวเก็บประจุ C₁ มีประจุ Q ต่อขนานกับตัวเก็บประจุ C₂ ที่มีประจุ Q เช่นกัน พลังงานรวมก่อนและหลังต่อเป็นเท่าใด?</w:t>
-      </w:r>
-    </w:p>
-    <w:p>
-      <w:pPr>
-        <w:pStyle w:val="ListBullet"/>
-        <w:ind w:left="720"/>
-      </w:pPr>
-      <w:r>
-        <w:t xml:space="preserve">    ก</w:t>
-      </w:r>
-    </w:p>
-    <w:p>
-      <w:pPr>
-        <w:pStyle w:val="ListBullet"/>
-        <w:ind w:left="720"/>
-      </w:pPr>
-      <w:r>
-        <w:t xml:space="preserve">    ข</w:t>
-      </w:r>
-    </w:p>
-    <w:p>
-      <w:pPr>
-        <w:pStyle w:val="ListBullet"/>
-        <w:ind w:left="720"/>
-      </w:pPr>
-      <w:r>
-        <w:t xml:space="preserve">    ค</w:t>
-      </w:r>
-    </w:p>
-    <w:p>
-      <w:pPr>
-        <w:pStyle w:val="ListBullet"/>
-        <w:ind w:left="720"/>
-      </w:pPr>
-      <w:r>
-        <w:t xml:space="preserve">    ง</w:t>
-      </w:r>
-    </w:p>
-    <w:p/>
-    <w:p>
-      <w:r>
-        <w:rPr>
-          <w:sz w:val="24"/>
-        </w:rPr>
-        <w:t>ข้อ p2_l13_024: ตัวเก็บประจุมีความจุ 100 μF ระยะห่าง 1 mm ถ้าใส่แผ่นไดอิเล็กทริกหนา 0.5 mm เต็มความหนา ความจุจะเปลี่ยนอย่างไร? (εᵣ = 4)</w:t>
-      </w:r>
-    </w:p>
-    <w:p>
-      <w:pPr>
-        <w:pStyle w:val="ListBullet"/>
-        <w:ind w:left="720"/>
-      </w:pPr>
-      <w:r>
-        <w:t xml:space="preserve">    ก</w:t>
-      </w:r>
-    </w:p>
-    <w:p>
-      <w:pPr>
-        <w:pStyle w:val="ListBullet"/>
-        <w:ind w:left="720"/>
-      </w:pPr>
-      <w:r>
-        <w:t xml:space="preserve">    ข</w:t>
-      </w:r>
-    </w:p>
-    <w:p>
-      <w:pPr>
-        <w:pStyle w:val="ListBullet"/>
-        <w:ind w:left="720"/>
-      </w:pPr>
-      <w:r>
-        <w:t xml:space="preserve">    ค</w:t>
-      </w:r>
-    </w:p>
-    <w:p>
-      <w:pPr>
-        <w:pStyle w:val="ListBullet"/>
-        <w:ind w:left="720"/>
-      </w:pPr>
-      <w:r>
-        <w:t xml:space="preserve">    ง</w:t>
-      </w:r>
-    </w:p>
-    <w:p/>
-    <w:p>
-      <w:r>
-        <w:rPr>
-          <w:sz w:val="24"/>
-        </w:rPr>
-        <w:t>ข้อ p2_l13_025: ตัวเก็บประจุสองตัว C เท่ากัน ต่ออนุกรมกัน แล้วต่อกับแบตเตอรี่ V ประจุบนตัวเก็บประจุแต่ละตัวเป็นเท่าใด?</w:t>
-      </w:r>
-    </w:p>
-    <w:p>
-      <w:r>
-        <w:drawing>
-          <wp:inline xmlns:a="http://schemas.openxmlformats.org/drawingml/2006/main" xmlns:pic="http://schemas.openxmlformats.org/drawingml/2006/picture">
-            <wp:extent cx="1828800" cy="1359877"/>
-            <wp:docPr id="8" name="Picture 8"/>
-            <wp:cNvGraphicFramePr>
-              <a:graphicFrameLocks noChangeAspect="1"/>
-            </wp:cNvGraphicFramePr>
-            <a:graphic>
-              <a:graphicData uri="http://schemas.openxmlformats.org/drawingml/2006/picture">
-                <pic:pic>
-                  <pic:nvPicPr>
-                    <pic:cNvPr id="0" name="physics_img_q2_l13_005.png"/>
-                    <pic:cNvPicPr/>
-                  </pic:nvPicPr>
-                  <pic:blipFill>
-                    <a:blip r:embed="rId12"/>
-                    <a:stretch>
-                      <a:fillRect/>
-                    </a:stretch>
-                  </pic:blipFill>
-                  <pic:spPr>
-                    <a:xfrm>
-                      <a:off x="0" y="0"/>
-                      <a:ext cx="1828800" cy="1359877"/>
-                    </a:xfrm>
-                    <a:prstGeom prst="rect"/>
-                  </pic:spPr>
-                </pic:pic>
-              </a:graphicData>
-            </a:graphic>
-          </wp:inline>
-        </w:drawing>
-      </w:r>
-    </w:p>
-    <w:p/>
-    <w:p>
-      <w:pPr>
-        <w:pStyle w:val="ListBullet"/>
-        <w:ind w:left="720"/>
-      </w:pPr>
-      <w:r>
-        <w:t xml:space="preserve">    ก</w:t>
-      </w:r>
-    </w:p>
-    <w:p>
-      <w:pPr>
-        <w:pStyle w:val="ListBullet"/>
-        <w:ind w:left="720"/>
-      </w:pPr>
-      <w:r>
-        <w:t xml:space="preserve">    ข</w:t>
-      </w:r>
-    </w:p>
-    <w:p>
-      <w:pPr>
-        <w:pStyle w:val="ListBullet"/>
-        <w:ind w:left="720"/>
-      </w:pPr>
-      <w:r>
-        <w:t xml:space="preserve">    ค</w:t>
-      </w:r>
-    </w:p>
-    <w:p>
-      <w:pPr>
-        <w:pStyle w:val="ListBullet"/>
-        <w:ind w:left="720"/>
-      </w:pPr>
-      <w:r>
-        <w:t xml:space="preserve">    ง</w:t>
+        <w:t xml:space="preserve">    4. ง</w:t>
       </w:r>
     </w:p>
     <w:p/>

--- a/physics_course/word/lesson13.docx
+++ b/physics_course/word/lesson13.docx
@@ -24,43 +24,6 @@
         <w:t>1. ตัวเก็บประจุ (Capacitor) คืออุปกรณ์ที่ทำหน้าที่อะไร?</w:t>
       </w:r>
     </w:p>
-    <w:p>
-      <w:r>
-        <w:drawing>
-          <wp:inline xmlns:a="http://schemas.openxmlformats.org/drawingml/2006/main" xmlns:pic="http://schemas.openxmlformats.org/drawingml/2006/picture">
-            <wp:extent cx="1828800" cy="1359877"/>
-            <wp:docPr id="1" name="Picture 1"/>
-            <wp:cNvGraphicFramePr>
-              <a:graphicFrameLocks noChangeAspect="1"/>
-            </wp:cNvGraphicFramePr>
-            <a:graphic>
-              <a:graphicData uri="http://schemas.openxmlformats.org/drawingml/2006/picture">
-                <pic:pic>
-                  <pic:nvPicPr>
-                    <pic:cNvPr id="0" name="physics_img_1.png"/>
-                    <pic:cNvPicPr/>
-                  </pic:nvPicPr>
-                  <pic:blipFill>
-                    <a:blip r:embed="rId9"/>
-                    <a:stretch>
-                      <a:fillRect/>
-                    </a:stretch>
-                  </pic:blipFill>
-                  <pic:spPr>
-                    <a:xfrm>
-                      <a:off x="0" y="0"/>
-                      <a:ext cx="1828800" cy="1359877"/>
-                    </a:xfrm>
-                    <a:prstGeom prst="rect"/>
-                  </pic:spPr>
-                </pic:pic>
-              </a:graphicData>
-            </a:graphic>
-          </wp:inline>
-        </w:drawing>
-      </w:r>
-    </w:p>
-    <w:p/>
     <w:p>
       <w:pPr>
         <w:ind w:left="720"/>
@@ -103,43 +66,6 @@
       </w:r>
     </w:p>
     <w:p>
-      <w:r>
-        <w:drawing>
-          <wp:inline xmlns:a="http://schemas.openxmlformats.org/drawingml/2006/main" xmlns:pic="http://schemas.openxmlformats.org/drawingml/2006/picture">
-            <wp:extent cx="1828800" cy="1359877"/>
-            <wp:docPr id="2" name="Picture 2"/>
-            <wp:cNvGraphicFramePr>
-              <a:graphicFrameLocks noChangeAspect="1"/>
-            </wp:cNvGraphicFramePr>
-            <a:graphic>
-              <a:graphicData uri="http://schemas.openxmlformats.org/drawingml/2006/picture">
-                <pic:pic>
-                  <pic:nvPicPr>
-                    <pic:cNvPr id="0" name="physics_img_2.png"/>
-                    <pic:cNvPicPr/>
-                  </pic:nvPicPr>
-                  <pic:blipFill>
-                    <a:blip r:embed="rId10"/>
-                    <a:stretch>
-                      <a:fillRect/>
-                    </a:stretch>
-                  </pic:blipFill>
-                  <pic:spPr>
-                    <a:xfrm>
-                      <a:off x="0" y="0"/>
-                      <a:ext cx="1828800" cy="1359877"/>
-                    </a:xfrm>
-                    <a:prstGeom prst="rect"/>
-                  </pic:spPr>
-                </pic:pic>
-              </a:graphicData>
-            </a:graphic>
-          </wp:inline>
-        </w:drawing>
-      </w:r>
-    </w:p>
-    <w:p/>
-    <w:p>
       <w:pPr>
         <w:ind w:left="720"/>
       </w:pPr>
@@ -180,43 +106,6 @@
         <w:t>3. ตัวเก็บประจุแผ่นขนานมีความจุ C = ε₀A/d ถ้าเพิ่มพื้นที่แผ่นเป็น 2 เท่า โดยระยะห่างคงเดิม ความจุจะเปลี่ยนเป็นเท่าใด?</w:t>
       </w:r>
     </w:p>
-    <w:p>
-      <w:r>
-        <w:drawing>
-          <wp:inline xmlns:a="http://schemas.openxmlformats.org/drawingml/2006/main" xmlns:pic="http://schemas.openxmlformats.org/drawingml/2006/picture">
-            <wp:extent cx="1828800" cy="1359877"/>
-            <wp:docPr id="3" name="Picture 3"/>
-            <wp:cNvGraphicFramePr>
-              <a:graphicFrameLocks noChangeAspect="1"/>
-            </wp:cNvGraphicFramePr>
-            <a:graphic>
-              <a:graphicData uri="http://schemas.openxmlformats.org/drawingml/2006/picture">
-                <pic:pic>
-                  <pic:nvPicPr>
-                    <pic:cNvPr id="0" name="physics_img_2.png"/>
-                    <pic:cNvPicPr/>
-                  </pic:nvPicPr>
-                  <pic:blipFill>
-                    <a:blip r:embed="rId10"/>
-                    <a:stretch>
-                      <a:fillRect/>
-                    </a:stretch>
-                  </pic:blipFill>
-                  <pic:spPr>
-                    <a:xfrm>
-                      <a:off x="0" y="0"/>
-                      <a:ext cx="1828800" cy="1359877"/>
-                    </a:xfrm>
-                    <a:prstGeom prst="rect"/>
-                  </pic:spPr>
-                </pic:pic>
-              </a:graphicData>
-            </a:graphic>
-          </wp:inline>
-        </w:drawing>
-      </w:r>
-    </w:p>
-    <w:p/>
     <w:p>
       <w:pPr>
         <w:ind w:left="720"/>
@@ -382,43 +271,6 @@
       </w:r>
     </w:p>
     <w:p>
-      <w:r>
-        <w:drawing>
-          <wp:inline xmlns:a="http://schemas.openxmlformats.org/drawingml/2006/main" xmlns:pic="http://schemas.openxmlformats.org/drawingml/2006/picture">
-            <wp:extent cx="1828800" cy="1359877"/>
-            <wp:docPr id="4" name="Picture 4"/>
-            <wp:cNvGraphicFramePr>
-              <a:graphicFrameLocks noChangeAspect="1"/>
-            </wp:cNvGraphicFramePr>
-            <a:graphic>
-              <a:graphicData uri="http://schemas.openxmlformats.org/drawingml/2006/picture">
-                <pic:pic>
-                  <pic:nvPicPr>
-                    <pic:cNvPr id="0" name="physics_img_7.png"/>
-                    <pic:cNvPicPr/>
-                  </pic:nvPicPr>
-                  <pic:blipFill>
-                    <a:blip r:embed="rId11"/>
-                    <a:stretch>
-                      <a:fillRect/>
-                    </a:stretch>
-                  </pic:blipFill>
-                  <pic:spPr>
-                    <a:xfrm>
-                      <a:off x="0" y="0"/>
-                      <a:ext cx="1828800" cy="1359877"/>
-                    </a:xfrm>
-                    <a:prstGeom prst="rect"/>
-                  </pic:spPr>
-                </pic:pic>
-              </a:graphicData>
-            </a:graphic>
-          </wp:inline>
-        </w:drawing>
-      </w:r>
-    </w:p>
-    <w:p/>
-    <w:p>
       <w:pPr>
         <w:ind w:left="720"/>
       </w:pPr>
@@ -459,43 +311,6 @@
         <w:t>8. ถ้าตัวเก็บประจุ 100 μF ต่อกับความต่างศักย์ 50 V จะเก็บประจุได้กี่คูลอมบ์?</w:t>
       </w:r>
     </w:p>
-    <w:p>
-      <w:r>
-        <w:drawing>
-          <wp:inline xmlns:a="http://schemas.openxmlformats.org/drawingml/2006/main" xmlns:pic="http://schemas.openxmlformats.org/drawingml/2006/picture">
-            <wp:extent cx="1828800" cy="1359877"/>
-            <wp:docPr id="5" name="Picture 5"/>
-            <wp:cNvGraphicFramePr>
-              <a:graphicFrameLocks noChangeAspect="1"/>
-            </wp:cNvGraphicFramePr>
-            <a:graphic>
-              <a:graphicData uri="http://schemas.openxmlformats.org/drawingml/2006/picture">
-                <pic:pic>
-                  <pic:nvPicPr>
-                    <pic:cNvPr id="0" name="physics_img_2.png"/>
-                    <pic:cNvPicPr/>
-                  </pic:nvPicPr>
-                  <pic:blipFill>
-                    <a:blip r:embed="rId10"/>
-                    <a:stretch>
-                      <a:fillRect/>
-                    </a:stretch>
-                  </pic:blipFill>
-                  <pic:spPr>
-                    <a:xfrm>
-                      <a:off x="0" y="0"/>
-                      <a:ext cx="1828800" cy="1359877"/>
-                    </a:xfrm>
-                    <a:prstGeom prst="rect"/>
-                  </pic:spPr>
-                </pic:pic>
-              </a:graphicData>
-            </a:graphic>
-          </wp:inline>
-        </w:drawing>
-      </w:r>
-    </w:p>
-    <w:p/>
     <w:p>
       <w:pPr>
         <w:ind w:left="720"/>
@@ -784,43 +599,6 @@
       </w:r>
     </w:p>
     <w:p>
-      <w:r>
-        <w:drawing>
-          <wp:inline xmlns:a="http://schemas.openxmlformats.org/drawingml/2006/main" xmlns:pic="http://schemas.openxmlformats.org/drawingml/2006/picture">
-            <wp:extent cx="1828800" cy="1359877"/>
-            <wp:docPr id="6" name="Picture 6"/>
-            <wp:cNvGraphicFramePr>
-              <a:graphicFrameLocks noChangeAspect="1"/>
-            </wp:cNvGraphicFramePr>
-            <a:graphic>
-              <a:graphicData uri="http://schemas.openxmlformats.org/drawingml/2006/picture">
-                <pic:pic>
-                  <pic:nvPicPr>
-                    <pic:cNvPr id="0" name="physics_img_7.png"/>
-                    <pic:cNvPicPr/>
-                  </pic:nvPicPr>
-                  <pic:blipFill>
-                    <a:blip r:embed="rId11"/>
-                    <a:stretch>
-                      <a:fillRect/>
-                    </a:stretch>
-                  </pic:blipFill>
-                  <pic:spPr>
-                    <a:xfrm>
-                      <a:off x="0" y="0"/>
-                      <a:ext cx="1828800" cy="1359877"/>
-                    </a:xfrm>
-                    <a:prstGeom prst="rect"/>
-                  </pic:spPr>
-                </pic:pic>
-              </a:graphicData>
-            </a:graphic>
-          </wp:inline>
-        </w:drawing>
-      </w:r>
-    </w:p>
-    <w:p/>
-    <w:p>
       <w:pPr>
         <w:ind w:left="720"/>
       </w:pPr>
@@ -862,43 +640,6 @@
       </w:r>
     </w:p>
     <w:p>
-      <w:r>
-        <w:drawing>
-          <wp:inline xmlns:a="http://schemas.openxmlformats.org/drawingml/2006/main" xmlns:pic="http://schemas.openxmlformats.org/drawingml/2006/picture">
-            <wp:extent cx="1828800" cy="1359877"/>
-            <wp:docPr id="7" name="Picture 7"/>
-            <wp:cNvGraphicFramePr>
-              <a:graphicFrameLocks noChangeAspect="1"/>
-            </wp:cNvGraphicFramePr>
-            <a:graphic>
-              <a:graphicData uri="http://schemas.openxmlformats.org/drawingml/2006/picture">
-                <pic:pic>
-                  <pic:nvPicPr>
-                    <pic:cNvPr id="0" name="physics_img_1.png"/>
-                    <pic:cNvPicPr/>
-                  </pic:nvPicPr>
-                  <pic:blipFill>
-                    <a:blip r:embed="rId9"/>
-                    <a:stretch>
-                      <a:fillRect/>
-                    </a:stretch>
-                  </pic:blipFill>
-                  <pic:spPr>
-                    <a:xfrm>
-                      <a:off x="0" y="0"/>
-                      <a:ext cx="1828800" cy="1359877"/>
-                    </a:xfrm>
-                    <a:prstGeom prst="rect"/>
-                  </pic:spPr>
-                </pic:pic>
-              </a:graphicData>
-            </a:graphic>
-          </wp:inline>
-        </w:drawing>
-      </w:r>
-    </w:p>
-    <w:p/>
-    <w:p>
       <w:pPr>
         <w:ind w:left="720"/>
       </w:pPr>
@@ -939,43 +680,6 @@
         <w:t>17. ตัวเก็บประจุ 4 μF ต่ออนุกรมกับกลุ่มตัวเก็บประจุ 6 μF และ 3 μF ที่ต่อขนานกัน ความจุเทียบเท่าเป็นเท่าใด?</w:t>
       </w:r>
     </w:p>
-    <w:p>
-      <w:r>
-        <w:drawing>
-          <wp:inline xmlns:a="http://schemas.openxmlformats.org/drawingml/2006/main" xmlns:pic="http://schemas.openxmlformats.org/drawingml/2006/picture">
-            <wp:extent cx="1828800" cy="1359877"/>
-            <wp:docPr id="8" name="Picture 8"/>
-            <wp:cNvGraphicFramePr>
-              <a:graphicFrameLocks noChangeAspect="1"/>
-            </wp:cNvGraphicFramePr>
-            <a:graphic>
-              <a:graphicData uri="http://schemas.openxmlformats.org/drawingml/2006/picture">
-                <pic:pic>
-                  <pic:nvPicPr>
-                    <pic:cNvPr id="0" name="physics_img_17.png"/>
-                    <pic:cNvPicPr/>
-                  </pic:nvPicPr>
-                  <pic:blipFill>
-                    <a:blip r:embed="rId12"/>
-                    <a:stretch>
-                      <a:fillRect/>
-                    </a:stretch>
-                  </pic:blipFill>
-                  <pic:spPr>
-                    <a:xfrm>
-                      <a:off x="0" y="0"/>
-                      <a:ext cx="1828800" cy="1359877"/>
-                    </a:xfrm>
-                    <a:prstGeom prst="rect"/>
-                  </pic:spPr>
-                </pic:pic>
-              </a:graphicData>
-            </a:graphic>
-          </wp:inline>
-        </w:drawing>
-      </w:r>
-    </w:p>
-    <w:p/>
     <w:p>
       <w:pPr>
         <w:ind w:left="720"/>
@@ -1263,43 +967,6 @@
         <w:t>24. ตัวเก็บประจุมีความจุ 100 μF ระยะห่าง 1 mm ถ้าใส่แผ่นไดอิเล็กทริกหนา 0.5 mm เต็มความหนา ความจุจะเปลี่ยนอย่างไร? (εᵣ = 4)</w:t>
       </w:r>
     </w:p>
-    <w:p>
-      <w:r>
-        <w:drawing>
-          <wp:inline xmlns:a="http://schemas.openxmlformats.org/drawingml/2006/main" xmlns:pic="http://schemas.openxmlformats.org/drawingml/2006/picture">
-            <wp:extent cx="1828800" cy="1359877"/>
-            <wp:docPr id="9" name="Picture 9"/>
-            <wp:cNvGraphicFramePr>
-              <a:graphicFrameLocks noChangeAspect="1"/>
-            </wp:cNvGraphicFramePr>
-            <a:graphic>
-              <a:graphicData uri="http://schemas.openxmlformats.org/drawingml/2006/picture">
-                <pic:pic>
-                  <pic:nvPicPr>
-                    <pic:cNvPr id="0" name="physics_img_1.png"/>
-                    <pic:cNvPicPr/>
-                  </pic:nvPicPr>
-                  <pic:blipFill>
-                    <a:blip r:embed="rId9"/>
-                    <a:stretch>
-                      <a:fillRect/>
-                    </a:stretch>
-                  </pic:blipFill>
-                  <pic:spPr>
-                    <a:xfrm>
-                      <a:off x="0" y="0"/>
-                      <a:ext cx="1828800" cy="1359877"/>
-                    </a:xfrm>
-                    <a:prstGeom prst="rect"/>
-                  </pic:spPr>
-                </pic:pic>
-              </a:graphicData>
-            </a:graphic>
-          </wp:inline>
-        </w:drawing>
-      </w:r>
-    </w:p>
-    <w:p/>
     <w:p>
       <w:pPr>
         <w:ind w:left="720"/>
